--- a/fuentes/CFA1_52130001_DU.docx
+++ b/fuentes/CFA1_52130001_DU.docx
@@ -4121,7 +4121,25 @@
         <w:rPr>
           <w:lang w:eastAsia="es-CO"/>
         </w:rPr>
-        <w:t>El resumen.</w:t>
+        <w:t>“</w:t>
+      </w:r>
+      <w:r>
+        <w:rPr>
+          <w:lang w:eastAsia="es-CO"/>
+        </w:rPr>
+        <w:t>El resumen</w:t>
+      </w:r>
+      <w:r>
+        <w:rPr>
+          <w:lang w:eastAsia="es-CO"/>
+        </w:rPr>
+        <w:t>”</w:t>
+      </w:r>
+      <w:r>
+        <w:rPr>
+          <w:lang w:eastAsia="es-CO"/>
+        </w:rPr>
+        <w:t>.</w:t>
       </w:r>
     </w:p>
     <w:p>
@@ -12389,8 +12407,6 @@
         </w:rPr>
         <w:t xml:space="preserve"> en el pretérito perfecto simple y en el presente de subjuntivo. </w:t>
       </w:r>
-      <w:bookmarkStart w:id="24" w:name="_GoBack"/>
-      <w:bookmarkEnd w:id="24"/>
     </w:p>
     <w:p>
       <w:pPr>
@@ -14129,7 +14145,19 @@
         <w:rPr>
           <w:lang w:eastAsia="es-CO"/>
         </w:rPr>
-        <w:t>-, como abyecto, proyección e inyectar. También conservan la y los plurales de los sustantivos que terminan en y en singular, como rey/reyes, y el gerundio del verbo ir, yendo.</w:t>
+        <w:t xml:space="preserve">-, como abyecto, proyección e inyectar. También conservan la y los plurales de los sustantivos que terminan en </w:t>
+      </w:r>
+      <w:r>
+        <w:rPr>
+          <w:lang w:eastAsia="es-CO"/>
+        </w:rPr>
+        <w:t>-</w:t>
+      </w:r>
+      <w:r>
+        <w:rPr>
+          <w:lang w:eastAsia="es-CO"/>
+        </w:rPr>
+        <w:t>y en singular, como rey/reyes, y el gerundio del verbo ir, yendo.</w:t>
       </w:r>
       <w:r>
         <w:rPr>
@@ -14168,6 +14196,8 @@
         </w:rPr>
         <w:t>Se escribe con x</w:t>
       </w:r>
+      <w:bookmarkStart w:id="24" w:name="_GoBack"/>
+      <w:bookmarkEnd w:id="24"/>
     </w:p>
     <w:p>
       <w:pPr>
@@ -25359,6 +25389,15 @@
 </file>
 
 <file path=customXml/item1.xml><?xml version="1.0" encoding="utf-8"?>
+<?mso-contentType ?>
+<FormTemplates xmlns="http://schemas.microsoft.com/sharepoint/v3/contenttype/forms">
+  <Display>DocumentLibraryForm</Display>
+  <Edit>DocumentLibraryForm</Edit>
+  <New>DocumentLibraryForm</New>
+</FormTemplates>
+</file>
+
+<file path=customXml/item2.xml><?xml version="1.0" encoding="utf-8"?>
 <ct:contentTypeSchema xmlns:ct="http://schemas.microsoft.com/office/2006/metadata/contentType" xmlns:ma="http://schemas.microsoft.com/office/2006/metadata/properties/metaAttributes" ct:_="" ma:_="" ma:contentTypeName="Documento" ma:contentTypeID="0x0101006A81D6BD42E8DF4C91013959704817E1" ma:contentTypeVersion="15" ma:contentTypeDescription="Crear nuevo documento." ma:contentTypeScope="" ma:versionID="bf4f72ffd194f0963ff564daca6869f7">
   <xsd:schema xmlns:xsd="http://www.w3.org/2001/XMLSchema" xmlns:xs="http://www.w3.org/2001/XMLSchema" xmlns:p="http://schemas.microsoft.com/office/2006/metadata/properties" xmlns:ns2="13c90a0b-73bc-4dc0-be5f-28d77b615beb" xmlns:ns3="13c93bba-48ce-428c-bfe5-88b42c19b028" targetNamespace="http://schemas.microsoft.com/office/2006/metadata/properties" ma:root="true" ma:fieldsID="8718d6f4873a5b1392a45044efa78385" ns2:_="" ns3:_="">
     <xsd:import namespace="13c90a0b-73bc-4dc0-be5f-28d77b615beb"/>
@@ -25593,7 +25632,7 @@
 </ct:contentTypeSchema>
 </file>
 
-<file path=customXml/item2.xml><?xml version="1.0" encoding="utf-8"?>
+<file path=customXml/item3.xml><?xml version="1.0" encoding="utf-8"?>
 <p:properties xmlns:p="http://schemas.microsoft.com/office/2006/metadata/properties" xmlns:xsi="http://www.w3.org/2001/XMLSchema-instance" xmlns:pc="http://schemas.microsoft.com/office/infopath/2007/PartnerControls">
   <documentManagement>
     <TaxCatchAll xmlns="13c90a0b-73bc-4dc0-be5f-28d77b615beb" xsi:nil="true"/>
@@ -25604,24 +25643,23 @@
 </p:properties>
 </file>
 
-<file path=customXml/item3.xml><?xml version="1.0" encoding="utf-8"?>
-<?mso-contentType ?>
-<FormTemplates xmlns="http://schemas.microsoft.com/sharepoint/v3/contenttype/forms">
-  <Display>DocumentLibraryForm</Display>
-  <Edit>DocumentLibraryForm</Edit>
-  <New>DocumentLibraryForm</New>
-</FormTemplates>
-</file>
-
 <file path=customXml/item4.xml><?xml version="1.0" encoding="utf-8"?>
 <b:Sources xmlns:b="http://schemas.openxmlformats.org/officeDocument/2006/bibliography" xmlns="http://schemas.openxmlformats.org/officeDocument/2006/bibliography" SelectedStyle="\APASixthEditionOfficeOnline.xsl" StyleName="APA" Version="6"/>
 </file>
 
 <file path=customXml/itemProps1.xml><?xml version="1.0" encoding="utf-8"?>
-<ds:datastoreItem xmlns:ds="http://schemas.openxmlformats.org/officeDocument/2006/customXml" ds:itemID="{C76725BF-5887-464A-8514-B48256573674}"/>
+<ds:datastoreItem xmlns:ds="http://schemas.openxmlformats.org/officeDocument/2006/customXml" ds:itemID="{0DE44C75-C631-472D-9835-3DDB76B0280C}">
+  <ds:schemaRefs>
+    <ds:schemaRef ds:uri="http://schemas.microsoft.com/sharepoint/v3/contenttype/forms"/>
+  </ds:schemaRefs>
+</ds:datastoreItem>
 </file>
 
 <file path=customXml/itemProps2.xml><?xml version="1.0" encoding="utf-8"?>
+<ds:datastoreItem xmlns:ds="http://schemas.openxmlformats.org/officeDocument/2006/customXml" ds:itemID="{563DEF55-1DD0-441F-9479-CA85BC4728E4}"/>
+</file>
+
+<file path=customXml/itemProps3.xml><?xml version="1.0" encoding="utf-8"?>
 <ds:datastoreItem xmlns:ds="http://schemas.openxmlformats.org/officeDocument/2006/customXml" ds:itemID="{722C871D-197D-45A2-BEB5-13C071AD999F}">
   <ds:schemaRefs>
     <ds:schemaRef ds:uri="http://schemas.microsoft.com/office/2006/metadata/properties"/>
@@ -25632,16 +25670,8 @@
 </ds:datastoreItem>
 </file>
 
-<file path=customXml/itemProps3.xml><?xml version="1.0" encoding="utf-8"?>
-<ds:datastoreItem xmlns:ds="http://schemas.openxmlformats.org/officeDocument/2006/customXml" ds:itemID="{0DE44C75-C631-472D-9835-3DDB76B0280C}">
-  <ds:schemaRefs>
-    <ds:schemaRef ds:uri="http://schemas.microsoft.com/sharepoint/v3/contenttype/forms"/>
-  </ds:schemaRefs>
-</ds:datastoreItem>
-</file>
-
 <file path=customXml/itemProps4.xml><?xml version="1.0" encoding="utf-8"?>
-<ds:datastoreItem xmlns:ds="http://schemas.openxmlformats.org/officeDocument/2006/customXml" ds:itemID="{812BD2B7-8DBC-4A92-AA88-1904A4DBD6E4}">
+<ds:datastoreItem xmlns:ds="http://schemas.openxmlformats.org/officeDocument/2006/customXml" ds:itemID="{AD38A8DF-8BDE-479D-A0C1-CCD3D32F7DF1}">
   <ds:schemaRefs>
     <ds:schemaRef ds:uri="http://schemas.openxmlformats.org/officeDocument/2006/bibliography"/>
   </ds:schemaRefs>

--- a/fuentes/CFA1_52130001_DU.docx
+++ b/fuentes/CFA1_52130001_DU.docx
@@ -213,7 +213,7 @@
               </wp:anchor>
             </w:drawing>
           </mc:Choice>
-          <mc:Fallback xmlns:w16cex="http://schemas.microsoft.com/office/word/2018/wordml/cex" xmlns:w16="http://schemas.microsoft.com/office/word/2018/wordml" xmlns:w16sdtdh="http://schemas.microsoft.com/office/word/2020/wordml/sdtdatahash">
+          <mc:Fallback xmlns:w16sdtdh="http://schemas.microsoft.com/office/word/2020/wordml/sdtdatahash" xmlns:w16="http://schemas.microsoft.com/office/word/2018/wordml" xmlns:w16cex="http://schemas.microsoft.com/office/word/2018/wordml/cex">
             <w:pict>
               <v:rect w14:anchorId="5C6229C9" id="Rectángulo 4" o:spid="_x0000_s1026" style="position:absolute;margin-left:-55.7pt;margin-top:29pt;width:613.85pt;height:204pt;z-index:-251659776;visibility:visible;mso-wrap-style:square;mso-width-percent:0;mso-height-percent:0;mso-wrap-distance-left:9pt;mso-wrap-distance-top:0;mso-wrap-distance-right:9pt;mso-wrap-distance-bottom:0;mso-position-horizontal:absolute;mso-position-horizontal-relative:text;mso-position-vertical:absolute;mso-position-vertical-relative:text;mso-width-percent:0;mso-height-percent:0;mso-width-relative:page;mso-height-relative:margin;v-text-anchor:middle" o:gfxdata="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" fillcolor="#00314d" stroked="f" strokeweight="1pt"/>
             </w:pict>
@@ -5236,6 +5236,9 @@
             <w:r>
               <w:t>: conocer las partes de un ensayo ayuda a escribir mejo</w:t>
             </w:r>
+            <w:r>
+              <w:t>r.</w:t>
+            </w:r>
           </w:p>
           <w:p>
             <w:r>
@@ -5258,6 +5261,8 @@
             <w:r>
               <w:t>: hasta aquí nuestro episodio de hoy.</w:t>
             </w:r>
+            <w:bookmarkStart w:id="15" w:name="_GoBack"/>
+            <w:bookmarkEnd w:id="15"/>
           </w:p>
           <w:p>
             <w:r>
@@ -5463,12 +5468,12 @@
       <w:pPr>
         <w:pStyle w:val="Ttulo1"/>
       </w:pPr>
-      <w:bookmarkStart w:id="15" w:name="_Toc223021835"/>
+      <w:bookmarkStart w:id="16" w:name="_Toc223021835"/>
       <w:r>
         <w:lastRenderedPageBreak/>
         <w:t>Redacción de textos</w:t>
       </w:r>
-      <w:bookmarkEnd w:id="15"/>
+      <w:bookmarkEnd w:id="16"/>
     </w:p>
     <w:p>
       <w:pPr>
@@ -6450,12 +6455,12 @@
       <w:pPr>
         <w:pStyle w:val="Ttulo1"/>
       </w:pPr>
-      <w:bookmarkStart w:id="16" w:name="_Toc223021836"/>
+      <w:bookmarkStart w:id="17" w:name="_Toc223021836"/>
       <w:r>
         <w:lastRenderedPageBreak/>
         <w:t>La gramática española</w:t>
       </w:r>
-      <w:bookmarkEnd w:id="16"/>
+      <w:bookmarkEnd w:id="17"/>
     </w:p>
     <w:p>
       <w:pPr>
@@ -10156,12 +10161,12 @@
       <w:pPr>
         <w:pStyle w:val="Ttulo1"/>
       </w:pPr>
-      <w:bookmarkStart w:id="17" w:name="_Toc223021837"/>
+      <w:bookmarkStart w:id="18" w:name="_Toc223021837"/>
       <w:r>
         <w:lastRenderedPageBreak/>
         <w:t>Código ortográfico</w:t>
       </w:r>
-      <w:bookmarkEnd w:id="17"/>
+      <w:bookmarkEnd w:id="18"/>
       <w:r>
         <w:t xml:space="preserve"> </w:t>
       </w:r>
@@ -10202,8 +10207,8 @@
           <w:lang w:eastAsia="es-CO"/>
         </w:rPr>
       </w:pPr>
-      <w:bookmarkStart w:id="18" w:name="_Toc223021838"/>
-      <w:bookmarkEnd w:id="18"/>
+      <w:bookmarkStart w:id="19" w:name="_Toc223021838"/>
+      <w:bookmarkEnd w:id="19"/>
     </w:p>
     <w:p>
       <w:pPr>
@@ -10228,8 +10233,8 @@
           <w:lang w:eastAsia="es-CO"/>
         </w:rPr>
       </w:pPr>
-      <w:bookmarkStart w:id="19" w:name="_Toc223021839"/>
-      <w:bookmarkEnd w:id="19"/>
+      <w:bookmarkStart w:id="20" w:name="_Toc223021839"/>
+      <w:bookmarkEnd w:id="20"/>
     </w:p>
     <w:p>
       <w:pPr>
@@ -10254,18 +10259,18 @@
           <w:lang w:eastAsia="es-CO"/>
         </w:rPr>
       </w:pPr>
-      <w:bookmarkStart w:id="20" w:name="_Toc223021840"/>
-      <w:bookmarkEnd w:id="20"/>
+      <w:bookmarkStart w:id="21" w:name="_Toc223021840"/>
+      <w:bookmarkEnd w:id="21"/>
     </w:p>
     <w:p>
       <w:pPr>
         <w:pStyle w:val="Ttulo2"/>
       </w:pPr>
-      <w:bookmarkStart w:id="21" w:name="_Toc223021841"/>
+      <w:bookmarkStart w:id="22" w:name="_Toc223021841"/>
       <w:r>
         <w:t>Uso de mayúsculas</w:t>
       </w:r>
-      <w:bookmarkEnd w:id="21"/>
+      <w:bookmarkEnd w:id="22"/>
       <w:r>
         <w:t xml:space="preserve"> </w:t>
       </w:r>
@@ -10630,14 +10635,14 @@
       <w:pPr>
         <w:pStyle w:val="Ttulo2"/>
       </w:pPr>
-      <w:bookmarkStart w:id="22" w:name="_Toc223021842"/>
+      <w:bookmarkStart w:id="23" w:name="_Toc223021842"/>
       <w:r>
         <w:t>U</w:t>
       </w:r>
       <w:r>
         <w:t>so de minúsculas</w:t>
       </w:r>
-      <w:bookmarkEnd w:id="22"/>
+      <w:bookmarkEnd w:id="23"/>
       <w:r>
         <w:t xml:space="preserve"> </w:t>
       </w:r>
@@ -10785,12 +10790,12 @@
       <w:pPr>
         <w:pStyle w:val="Ttulo2"/>
       </w:pPr>
-      <w:bookmarkStart w:id="23" w:name="_Toc223021843"/>
+      <w:bookmarkStart w:id="24" w:name="_Toc223021843"/>
       <w:r>
         <w:lastRenderedPageBreak/>
         <w:t>Reglas ortográficas</w:t>
       </w:r>
-      <w:bookmarkEnd w:id="23"/>
+      <w:bookmarkEnd w:id="24"/>
     </w:p>
     <w:p>
       <w:pPr>
@@ -14196,8 +14201,6 @@
         </w:rPr>
         <w:t>Se escribe con x</w:t>
       </w:r>
-      <w:bookmarkStart w:id="24" w:name="_GoBack"/>
-      <w:bookmarkEnd w:id="24"/>
     </w:p>
     <w:p>
       <w:pPr>
@@ -25389,12 +25392,14 @@
 </file>
 
 <file path=customXml/item1.xml><?xml version="1.0" encoding="utf-8"?>
-<?mso-contentType ?>
-<FormTemplates xmlns="http://schemas.microsoft.com/sharepoint/v3/contenttype/forms">
-  <Display>DocumentLibraryForm</Display>
-  <Edit>DocumentLibraryForm</Edit>
-  <New>DocumentLibraryForm</New>
-</FormTemplates>
+<p:properties xmlns:p="http://schemas.microsoft.com/office/2006/metadata/properties" xmlns:xsi="http://www.w3.org/2001/XMLSchema-instance" xmlns:pc="http://schemas.microsoft.com/office/infopath/2007/PartnerControls">
+  <documentManagement>
+    <TaxCatchAll xmlns="13c90a0b-73bc-4dc0-be5f-28d77b615beb" xsi:nil="true"/>
+    <lcf76f155ced4ddcb4097134ff3c332f xmlns="13c93bba-48ce-428c-bfe5-88b42c19b028">
+      <Terms xmlns="http://schemas.microsoft.com/office/infopath/2007/PartnerControls"/>
+    </lcf76f155ced4ddcb4097134ff3c332f>
+  </documentManagement>
+</p:properties>
 </file>
 
 <file path=customXml/item2.xml><?xml version="1.0" encoding="utf-8"?>
@@ -25633,14 +25638,12 @@
 </file>
 
 <file path=customXml/item3.xml><?xml version="1.0" encoding="utf-8"?>
-<p:properties xmlns:p="http://schemas.microsoft.com/office/2006/metadata/properties" xmlns:xsi="http://www.w3.org/2001/XMLSchema-instance" xmlns:pc="http://schemas.microsoft.com/office/infopath/2007/PartnerControls">
-  <documentManagement>
-    <TaxCatchAll xmlns="13c90a0b-73bc-4dc0-be5f-28d77b615beb" xsi:nil="true"/>
-    <lcf76f155ced4ddcb4097134ff3c332f xmlns="13c93bba-48ce-428c-bfe5-88b42c19b028">
-      <Terms xmlns="http://schemas.microsoft.com/office/infopath/2007/PartnerControls"/>
-    </lcf76f155ced4ddcb4097134ff3c332f>
-  </documentManagement>
-</p:properties>
+<?mso-contentType ?>
+<FormTemplates xmlns="http://schemas.microsoft.com/sharepoint/v3/contenttype/forms">
+  <Display>DocumentLibraryForm</Display>
+  <Edit>DocumentLibraryForm</Edit>
+  <New>DocumentLibraryForm</New>
+</FormTemplates>
 </file>
 
 <file path=customXml/item4.xml><?xml version="1.0" encoding="utf-8"?>
@@ -25648,18 +25651,6 @@
 </file>
 
 <file path=customXml/itemProps1.xml><?xml version="1.0" encoding="utf-8"?>
-<ds:datastoreItem xmlns:ds="http://schemas.openxmlformats.org/officeDocument/2006/customXml" ds:itemID="{0DE44C75-C631-472D-9835-3DDB76B0280C}">
-  <ds:schemaRefs>
-    <ds:schemaRef ds:uri="http://schemas.microsoft.com/sharepoint/v3/contenttype/forms"/>
-  </ds:schemaRefs>
-</ds:datastoreItem>
-</file>
-
-<file path=customXml/itemProps2.xml><?xml version="1.0" encoding="utf-8"?>
-<ds:datastoreItem xmlns:ds="http://schemas.openxmlformats.org/officeDocument/2006/customXml" ds:itemID="{563DEF55-1DD0-441F-9479-CA85BC4728E4}"/>
-</file>
-
-<file path=customXml/itemProps3.xml><?xml version="1.0" encoding="utf-8"?>
 <ds:datastoreItem xmlns:ds="http://schemas.openxmlformats.org/officeDocument/2006/customXml" ds:itemID="{722C871D-197D-45A2-BEB5-13C071AD999F}">
   <ds:schemaRefs>
     <ds:schemaRef ds:uri="http://schemas.microsoft.com/office/2006/metadata/properties"/>
@@ -25670,8 +25661,20 @@
 </ds:datastoreItem>
 </file>
 
+<file path=customXml/itemProps2.xml><?xml version="1.0" encoding="utf-8"?>
+<ds:datastoreItem xmlns:ds="http://schemas.openxmlformats.org/officeDocument/2006/customXml" ds:itemID="{E7070EF3-74C8-42C2-B67D-39A0EC98DC94}"/>
+</file>
+
+<file path=customXml/itemProps3.xml><?xml version="1.0" encoding="utf-8"?>
+<ds:datastoreItem xmlns:ds="http://schemas.openxmlformats.org/officeDocument/2006/customXml" ds:itemID="{0DE44C75-C631-472D-9835-3DDB76B0280C}">
+  <ds:schemaRefs>
+    <ds:schemaRef ds:uri="http://schemas.microsoft.com/sharepoint/v3/contenttype/forms"/>
+  </ds:schemaRefs>
+</ds:datastoreItem>
+</file>
+
 <file path=customXml/itemProps4.xml><?xml version="1.0" encoding="utf-8"?>
-<ds:datastoreItem xmlns:ds="http://schemas.openxmlformats.org/officeDocument/2006/customXml" ds:itemID="{AD38A8DF-8BDE-479D-A0C1-CCD3D32F7DF1}">
+<ds:datastoreItem xmlns:ds="http://schemas.openxmlformats.org/officeDocument/2006/customXml" ds:itemID="{DCFAEB5B-2583-4723-B687-6611484E2ED8}">
   <ds:schemaRefs>
     <ds:schemaRef ds:uri="http://schemas.openxmlformats.org/officeDocument/2006/bibliography"/>
   </ds:schemaRefs>
